--- a/bank/task_09/variant_40.docx
+++ b/bank/task_09/variant_40.docx
@@ -4,20 +4,16 @@
   <w:body>
     <w:p>
       <w:pPr>
-        <w:spacing w:before="240" w:after="240" w:line="240" w:lineRule="auto"/>
-        <w:jc w:val="both"/>
         <w:rPr>
-          <w:rFonts w:ascii="Cambria Math" w:eastAsia="Times New Roman" w:hAnsi="Cambria Math" w:cs="Segoe UI"/>
-          <w:sz w:val="24"/>
+          <w:rFonts w:eastAsia="Times New Roman"/>
           <w:szCs w:val="28"/>
           <w:lang w:eastAsia="ru-RU"/>
         </w:rPr>
       </w:pPr>
       <w:r>
         <w:rPr>
-          <w:rFonts w:ascii="Cambria Math" w:eastAsia="Times New Roman" w:hAnsi="Cambria Math" w:cs="Segoe UI"/>
+          <w:rFonts w:eastAsia="Times New Roman"/>
           <w:bCs/>
-          <w:sz w:val="24"/>
           <w:szCs w:val="28"/>
           <w:lang w:eastAsia="ru-RU"/>
         </w:rPr>
@@ -25,10 +21,8 @@
       </w:r>
       <w:r>
         <w:rPr>
-          <w:rFonts w:ascii="Cambria Math" w:eastAsia="Times New Roman" w:hAnsi="Cambria Math" w:cs="Segoe UI"/>
-          <w:b/>
+          <w:rFonts w:eastAsia="Times New Roman"/>
           <w:bCs/>
-          <w:sz w:val="24"/>
           <w:szCs w:val="28"/>
           <w:lang w:eastAsia="ru-RU"/>
         </w:rPr>
@@ -36,18 +30,15 @@
       </w:r>
       <w:r>
         <w:rPr>
-          <w:rFonts w:ascii="Cambria Math" w:eastAsia="Times New Roman" w:hAnsi="Cambria Math" w:cs="Segoe UI"/>
-          <w:sz w:val="24"/>
+          <w:rFonts w:eastAsia="Times New Roman"/>
           <w:szCs w:val="28"/>
           <w:lang w:eastAsia="ru-RU"/>
         </w:rPr>
-        <w:br/>
         <w:t>Укажите неравенство, которое не имеет решений.</w:t>
       </w:r>
       <w:r>
         <w:rPr>
-          <w:rFonts w:ascii="Cambria Math" w:eastAsia="Times New Roman" w:hAnsi="Cambria Math" w:cs="Segoe UI"/>
-          <w:sz w:val="24"/>
+          <w:rFonts w:eastAsia="Times New Roman"/>
           <w:szCs w:val="28"/>
           <w:lang w:eastAsia="ru-RU"/>
         </w:rPr>
@@ -65,12 +56,37 @@
           <w:tab w:val="clear" w:pos="720"/>
           <w:tab w:val="num" w:pos="360"/>
         </w:tabs>
-        <w:spacing w:before="100" w:beforeAutospacing="1" w:after="0" w:line="240" w:lineRule="auto"/>
+        <w:spacing w:beforeAutospacing="1"/>
         <w:ind w:left="0" w:firstLine="0"/>
-        <w:jc w:val="both"/>
         <w:rPr>
-          <w:rFonts w:ascii="Cambria Math" w:eastAsia="Times New Roman" w:hAnsi="Cambria Math" w:cs="Segoe UI"/>
-          <w:sz w:val="24"/>
+          <w:rFonts w:ascii="Cambria Math" w:eastAsia="Times New Roman" w:hAnsi="Cambria Math"/>
+          <w:szCs w:val="28"/>
+          <w:bdr w:val="none" w:sz="0" w:space="0" w:color="auto" w:frame="1"/>
+          <w:lang w:eastAsia="ru-RU"/>
+          <w:oMath/>
+        </w:rPr>
+        <w:sectPr>
+          <w:pgSz w:w="11906" w:h="16838"/>
+          <w:pgMar w:top="850" w:right="850" w:bottom="850" w:left="850" w:header="708" w:footer="708" w:gutter="0"/>
+          <w:cols w:space="708"/>
+          <w:docGrid w:linePitch="360"/>
+        </w:sectPr>
+      </w:pPr>
+    </w:p>
+    <w:p>
+      <w:pPr>
+        <w:numPr>
+          <w:ilvl w:val="0"/>
+          <w:numId w:val="1"/>
+        </w:numPr>
+        <w:tabs>
+          <w:tab w:val="clear" w:pos="720"/>
+          <w:tab w:val="num" w:pos="360"/>
+        </w:tabs>
+        <w:spacing w:beforeAutospacing="1"/>
+        <w:ind w:left="0" w:firstLine="0"/>
+        <w:rPr>
+          <w:rFonts w:eastAsia="Times New Roman"/>
           <w:szCs w:val="28"/>
           <w:lang w:eastAsia="ru-RU"/>
         </w:rPr>
@@ -78,8 +94,7 @@
       <m:oMath>
         <m:r>
           <w:rPr>
-            <w:rFonts w:ascii="Cambria Math" w:eastAsia="Times New Roman" w:hAnsi="Cambria Math" w:cs="Times New Roman"/>
-            <w:sz w:val="24"/>
+            <w:rFonts w:ascii="Cambria Math" w:eastAsia="Times New Roman" w:hAnsi="Cambria Math"/>
             <w:szCs w:val="28"/>
             <w:bdr w:val="none" w:sz="0" w:space="0" w:color="auto" w:frame="1"/>
             <w:lang w:eastAsia="ru-RU"/>
@@ -90,9 +105,8 @@
           <m:sSupPr>
             <m:ctrlPr>
               <w:rPr>
-                <w:rFonts w:ascii="Cambria Math" w:eastAsia="Times New Roman" w:hAnsi="Cambria Math" w:cs="Times New Roman"/>
+                <w:rFonts w:ascii="Cambria Math" w:eastAsia="Times New Roman" w:hAnsi="Cambria Math"/>
                 <w:i/>
-                <w:sz w:val="24"/>
                 <w:szCs w:val="28"/>
                 <w:bdr w:val="none" w:sz="0" w:space="0" w:color="auto" w:frame="1"/>
                 <w:lang w:val="en-US" w:eastAsia="ru-RU"/>
@@ -102,8 +116,7 @@
           <m:e>
             <m:r>
               <w:rPr>
-                <w:rFonts w:ascii="Cambria Math" w:eastAsia="Times New Roman" w:hAnsi="Cambria Math" w:cs="Times New Roman"/>
-                <w:sz w:val="24"/>
+                <w:rFonts w:ascii="Cambria Math" w:eastAsia="Times New Roman" w:hAnsi="Cambria Math"/>
                 <w:szCs w:val="28"/>
                 <w:bdr w:val="none" w:sz="0" w:space="0" w:color="auto" w:frame="1"/>
                 <w:lang w:eastAsia="ru-RU"/>
@@ -112,9 +125,8 @@
             </m:r>
             <m:ctrlPr>
               <w:rPr>
-                <w:rFonts w:ascii="Cambria Math" w:eastAsia="Times New Roman" w:hAnsi="Cambria Math" w:cs="Times New Roman"/>
+                <w:rFonts w:ascii="Cambria Math" w:eastAsia="Times New Roman" w:hAnsi="Cambria Math"/>
                 <w:i/>
-                <w:sz w:val="24"/>
                 <w:szCs w:val="28"/>
                 <w:bdr w:val="none" w:sz="0" w:space="0" w:color="auto" w:frame="1"/>
                 <w:lang w:eastAsia="ru-RU"/>
@@ -124,8 +136,7 @@
           <m:sup>
             <m:r>
               <w:rPr>
-                <w:rFonts w:ascii="Cambria Math" w:eastAsia="Times New Roman" w:hAnsi="Cambria Math" w:cs="Times New Roman"/>
-                <w:sz w:val="24"/>
+                <w:rFonts w:ascii="Cambria Math" w:eastAsia="Times New Roman" w:hAnsi="Cambria Math"/>
                 <w:szCs w:val="28"/>
                 <w:bdr w:val="none" w:sz="0" w:space="0" w:color="auto" w:frame="1"/>
                 <w:lang w:eastAsia="ru-RU"/>
@@ -136,8 +147,7 @@
         </m:sSup>
         <m:r>
           <w:rPr>
-            <w:rFonts w:ascii="Cambria Math" w:eastAsia="Times New Roman" w:hAnsi="Cambria Math" w:cs="Times New Roman"/>
-            <w:sz w:val="24"/>
+            <w:rFonts w:ascii="Cambria Math" w:eastAsia="Times New Roman" w:hAnsi="Cambria Math"/>
             <w:szCs w:val="28"/>
             <w:bdr w:val="none" w:sz="0" w:space="0" w:color="auto" w:frame="1"/>
             <w:lang w:eastAsia="ru-RU"/>
@@ -156,12 +166,10 @@
           <w:tab w:val="clear" w:pos="720"/>
           <w:tab w:val="num" w:pos="360"/>
         </w:tabs>
-        <w:spacing w:before="100" w:beforeAutospacing="1" w:after="0" w:line="240" w:lineRule="auto"/>
+        <w:spacing w:beforeAutospacing="1"/>
         <w:ind w:left="0" w:firstLine="0"/>
-        <w:jc w:val="both"/>
         <w:rPr>
-          <w:rFonts w:ascii="Cambria Math" w:eastAsia="Times New Roman" w:hAnsi="Cambria Math" w:cs="Segoe UI"/>
-          <w:sz w:val="24"/>
+          <w:rFonts w:eastAsia="Times New Roman"/>
           <w:szCs w:val="28"/>
           <w:lang w:eastAsia="ru-RU"/>
         </w:rPr>
@@ -169,8 +177,7 @@
       <m:oMath>
         <m:r>
           <w:rPr>
-            <w:rFonts w:ascii="Cambria Math" w:eastAsia="Times New Roman" w:hAnsi="Cambria Math" w:cs="Times New Roman"/>
-            <w:sz w:val="24"/>
+            <w:rFonts w:ascii="Cambria Math" w:eastAsia="Times New Roman" w:hAnsi="Cambria Math"/>
             <w:szCs w:val="28"/>
             <w:bdr w:val="none" w:sz="0" w:space="0" w:color="auto" w:frame="1"/>
             <w:lang w:eastAsia="ru-RU"/>
@@ -181,9 +188,8 @@
           <m:sSupPr>
             <m:ctrlPr>
               <w:rPr>
-                <w:rFonts w:ascii="Cambria Math" w:eastAsia="Times New Roman" w:hAnsi="Cambria Math" w:cs="Times New Roman"/>
+                <w:rFonts w:ascii="Cambria Math" w:eastAsia="Times New Roman" w:hAnsi="Cambria Math"/>
                 <w:i/>
-                <w:sz w:val="24"/>
                 <w:szCs w:val="28"/>
                 <w:bdr w:val="none" w:sz="0" w:space="0" w:color="auto" w:frame="1"/>
                 <w:lang w:val="en-US" w:eastAsia="ru-RU"/>
@@ -193,8 +199,7 @@
           <m:e>
             <m:r>
               <w:rPr>
-                <w:rFonts w:ascii="Cambria Math" w:eastAsia="Times New Roman" w:hAnsi="Cambria Math" w:cs="Times New Roman"/>
-                <w:sz w:val="24"/>
+                <w:rFonts w:ascii="Cambria Math" w:eastAsia="Times New Roman" w:hAnsi="Cambria Math"/>
                 <w:szCs w:val="28"/>
                 <w:bdr w:val="none" w:sz="0" w:space="0" w:color="auto" w:frame="1"/>
                 <w:lang w:eastAsia="ru-RU"/>
@@ -203,9 +208,8 @@
             </m:r>
             <m:ctrlPr>
               <w:rPr>
-                <w:rFonts w:ascii="Cambria Math" w:eastAsia="Times New Roman" w:hAnsi="Cambria Math" w:cs="Times New Roman"/>
+                <w:rFonts w:ascii="Cambria Math" w:eastAsia="Times New Roman" w:hAnsi="Cambria Math"/>
                 <w:i/>
-                <w:sz w:val="24"/>
                 <w:szCs w:val="28"/>
                 <w:bdr w:val="none" w:sz="0" w:space="0" w:color="auto" w:frame="1"/>
                 <w:lang w:eastAsia="ru-RU"/>
@@ -215,8 +219,7 @@
           <m:sup>
             <m:r>
               <w:rPr>
-                <w:rFonts w:ascii="Cambria Math" w:eastAsia="Times New Roman" w:hAnsi="Cambria Math" w:cs="Times New Roman"/>
-                <w:sz w:val="24"/>
+                <w:rFonts w:ascii="Cambria Math" w:eastAsia="Times New Roman" w:hAnsi="Cambria Math"/>
                 <w:szCs w:val="28"/>
                 <w:bdr w:val="none" w:sz="0" w:space="0" w:color="auto" w:frame="1"/>
                 <w:lang w:eastAsia="ru-RU"/>
@@ -227,8 +230,7 @@
         </m:sSup>
         <m:r>
           <w:rPr>
-            <w:rFonts w:ascii="Cambria Math" w:eastAsia="Times New Roman" w:hAnsi="Cambria Math" w:cs="Times New Roman"/>
-            <w:sz w:val="24"/>
+            <w:rFonts w:ascii="Cambria Math" w:eastAsia="Times New Roman" w:hAnsi="Cambria Math"/>
             <w:szCs w:val="28"/>
             <w:bdr w:val="none" w:sz="0" w:space="0" w:color="auto" w:frame="1"/>
             <w:lang w:eastAsia="ru-RU"/>
@@ -247,12 +249,10 @@
           <w:tab w:val="clear" w:pos="720"/>
           <w:tab w:val="num" w:pos="360"/>
         </w:tabs>
-        <w:spacing w:before="100" w:beforeAutospacing="1" w:after="0" w:line="240" w:lineRule="auto"/>
+        <w:spacing w:beforeAutospacing="1"/>
         <w:ind w:left="0" w:firstLine="0"/>
-        <w:jc w:val="both"/>
         <w:rPr>
-          <w:rFonts w:ascii="Cambria Math" w:eastAsia="Times New Roman" w:hAnsi="Cambria Math" w:cs="Segoe UI"/>
-          <w:sz w:val="24"/>
+          <w:rFonts w:eastAsia="Times New Roman"/>
           <w:szCs w:val="28"/>
           <w:lang w:eastAsia="ru-RU"/>
         </w:rPr>
@@ -260,8 +260,7 @@
       <m:oMath>
         <m:r>
           <w:rPr>
-            <w:rFonts w:ascii="Cambria Math" w:eastAsia="Times New Roman" w:hAnsi="Cambria Math" w:cs="Times New Roman"/>
-            <w:sz w:val="24"/>
+            <w:rFonts w:ascii="Cambria Math" w:eastAsia="Times New Roman" w:hAnsi="Cambria Math"/>
             <w:szCs w:val="28"/>
             <w:bdr w:val="none" w:sz="0" w:space="0" w:color="auto" w:frame="1"/>
             <w:lang w:eastAsia="ru-RU"/>
@@ -272,9 +271,8 @@
           <m:sSupPr>
             <m:ctrlPr>
               <w:rPr>
-                <w:rFonts w:ascii="Cambria Math" w:eastAsia="Times New Roman" w:hAnsi="Cambria Math" w:cs="Times New Roman"/>
+                <w:rFonts w:ascii="Cambria Math" w:eastAsia="Times New Roman" w:hAnsi="Cambria Math"/>
                 <w:i/>
-                <w:sz w:val="24"/>
                 <w:szCs w:val="28"/>
                 <w:bdr w:val="none" w:sz="0" w:space="0" w:color="auto" w:frame="1"/>
                 <w:lang w:val="en-US" w:eastAsia="ru-RU"/>
@@ -284,8 +282,7 @@
           <m:e>
             <m:r>
               <w:rPr>
-                <w:rFonts w:ascii="Cambria Math" w:eastAsia="Times New Roman" w:hAnsi="Cambria Math" w:cs="Times New Roman"/>
-                <w:sz w:val="24"/>
+                <w:rFonts w:ascii="Cambria Math" w:eastAsia="Times New Roman" w:hAnsi="Cambria Math"/>
                 <w:szCs w:val="28"/>
                 <w:bdr w:val="none" w:sz="0" w:space="0" w:color="auto" w:frame="1"/>
                 <w:lang w:eastAsia="ru-RU"/>
@@ -294,9 +291,8 @@
             </m:r>
             <m:ctrlPr>
               <w:rPr>
-                <w:rFonts w:ascii="Cambria Math" w:eastAsia="Times New Roman" w:hAnsi="Cambria Math" w:cs="Times New Roman"/>
+                <w:rFonts w:ascii="Cambria Math" w:eastAsia="Times New Roman" w:hAnsi="Cambria Math"/>
                 <w:i/>
-                <w:sz w:val="24"/>
                 <w:szCs w:val="28"/>
                 <w:bdr w:val="none" w:sz="0" w:space="0" w:color="auto" w:frame="1"/>
                 <w:lang w:eastAsia="ru-RU"/>
@@ -306,8 +302,7 @@
           <m:sup>
             <m:r>
               <w:rPr>
-                <w:rFonts w:ascii="Cambria Math" w:eastAsia="Times New Roman" w:hAnsi="Cambria Math" w:cs="Times New Roman"/>
-                <w:sz w:val="24"/>
+                <w:rFonts w:ascii="Cambria Math" w:eastAsia="Times New Roman" w:hAnsi="Cambria Math"/>
                 <w:szCs w:val="28"/>
                 <w:bdr w:val="none" w:sz="0" w:space="0" w:color="auto" w:frame="1"/>
                 <w:lang w:eastAsia="ru-RU"/>
@@ -318,8 +313,7 @@
         </m:sSup>
         <m:r>
           <w:rPr>
-            <w:rFonts w:ascii="Cambria Math" w:eastAsia="Times New Roman" w:hAnsi="Cambria Math" w:cs="Times New Roman"/>
-            <w:sz w:val="24"/>
+            <w:rFonts w:ascii="Cambria Math" w:eastAsia="Times New Roman" w:hAnsi="Cambria Math"/>
             <w:szCs w:val="28"/>
             <w:bdr w:val="none" w:sz="0" w:space="0" w:color="auto" w:frame="1"/>
             <w:lang w:eastAsia="ru-RU"/>
@@ -338,12 +332,10 @@
           <w:tab w:val="clear" w:pos="720"/>
           <w:tab w:val="num" w:pos="360"/>
         </w:tabs>
-        <w:spacing w:before="100" w:beforeAutospacing="1" w:after="0" w:line="240" w:lineRule="auto"/>
+        <w:spacing w:beforeAutospacing="1"/>
         <w:ind w:left="0" w:firstLine="0"/>
-        <w:jc w:val="both"/>
         <w:rPr>
-          <w:rFonts w:ascii="Cambria Math" w:eastAsia="Times New Roman" w:hAnsi="Cambria Math" w:cs="Segoe UI"/>
-          <w:sz w:val="24"/>
+          <w:rFonts w:eastAsia="Times New Roman"/>
           <w:szCs w:val="28"/>
           <w:lang w:eastAsia="ru-RU"/>
         </w:rPr>
@@ -351,8 +343,7 @@
       <m:oMath>
         <m:r>
           <w:rPr>
-            <w:rFonts w:ascii="Cambria Math" w:eastAsia="Times New Roman" w:hAnsi="Cambria Math" w:cs="Times New Roman"/>
-            <w:sz w:val="24"/>
+            <w:rFonts w:ascii="Cambria Math" w:eastAsia="Times New Roman" w:hAnsi="Cambria Math"/>
             <w:szCs w:val="28"/>
             <w:bdr w:val="none" w:sz="0" w:space="0" w:color="auto" w:frame="1"/>
             <w:lang w:eastAsia="ru-RU"/>
@@ -363,9 +354,8 @@
           <m:sSupPr>
             <m:ctrlPr>
               <w:rPr>
-                <w:rFonts w:ascii="Cambria Math" w:eastAsia="Times New Roman" w:hAnsi="Cambria Math" w:cs="Times New Roman"/>
+                <w:rFonts w:ascii="Cambria Math" w:eastAsia="Times New Roman" w:hAnsi="Cambria Math"/>
                 <w:i/>
-                <w:sz w:val="24"/>
                 <w:szCs w:val="28"/>
                 <w:bdr w:val="none" w:sz="0" w:space="0" w:color="auto" w:frame="1"/>
                 <w:lang w:val="en-US" w:eastAsia="ru-RU"/>
@@ -375,8 +365,7 @@
           <m:e>
             <m:r>
               <w:rPr>
-                <w:rFonts w:ascii="Cambria Math" w:eastAsia="Times New Roman" w:hAnsi="Cambria Math" w:cs="Times New Roman"/>
-                <w:sz w:val="24"/>
+                <w:rFonts w:ascii="Cambria Math" w:eastAsia="Times New Roman" w:hAnsi="Cambria Math"/>
                 <w:szCs w:val="28"/>
                 <w:bdr w:val="none" w:sz="0" w:space="0" w:color="auto" w:frame="1"/>
                 <w:lang w:eastAsia="ru-RU"/>
@@ -385,9 +374,8 @@
             </m:r>
             <m:ctrlPr>
               <w:rPr>
-                <w:rFonts w:ascii="Cambria Math" w:eastAsia="Times New Roman" w:hAnsi="Cambria Math" w:cs="Times New Roman"/>
+                <w:rFonts w:ascii="Cambria Math" w:eastAsia="Times New Roman" w:hAnsi="Cambria Math"/>
                 <w:i/>
-                <w:sz w:val="24"/>
                 <w:szCs w:val="28"/>
                 <w:bdr w:val="none" w:sz="0" w:space="0" w:color="auto" w:frame="1"/>
                 <w:lang w:eastAsia="ru-RU"/>
@@ -397,8 +385,7 @@
           <m:sup>
             <m:r>
               <w:rPr>
-                <w:rFonts w:ascii="Cambria Math" w:eastAsia="Times New Roman" w:hAnsi="Cambria Math" w:cs="Times New Roman"/>
-                <w:sz w:val="24"/>
+                <w:rFonts w:ascii="Cambria Math" w:eastAsia="Times New Roman" w:hAnsi="Cambria Math"/>
                 <w:szCs w:val="28"/>
                 <w:bdr w:val="none" w:sz="0" w:space="0" w:color="auto" w:frame="1"/>
                 <w:lang w:eastAsia="ru-RU"/>
@@ -409,8 +396,7 @@
         </m:sSup>
         <m:r>
           <w:rPr>
-            <w:rFonts w:ascii="Cambria Math" w:eastAsia="Times New Roman" w:hAnsi="Cambria Math" w:cs="Times New Roman"/>
-            <w:sz w:val="24"/>
+            <w:rFonts w:ascii="Cambria Math" w:eastAsia="Times New Roman" w:hAnsi="Cambria Math"/>
             <w:szCs w:val="28"/>
             <w:bdr w:val="none" w:sz="0" w:space="0" w:color="auto" w:frame="1"/>
             <w:lang w:eastAsia="ru-RU"/>
@@ -421,14 +407,20 @@
     </w:p>
     <w:p>
       <w:pPr>
-        <w:rPr>
-          <w:sz w:val="24"/>
-        </w:rPr>
+        <w:sectPr>
+          <w:type w:val="continuous"/>
+          <w:pgSz w:w="11906" w:h="16838"/>
+          <w:pgMar w:top="850" w:right="850" w:bottom="850" w:left="850" w:header="708" w:footer="708" w:gutter="0"/>
+          <w:cols w:num="2" w:space="708"/>
+          <w:docGrid w:linePitch="360"/>
+        </w:sectPr>
       </w:pPr>
     </w:p>
+    <w:p/>
     <w:sectPr>
+      <w:type w:val="continuous"/>
       <w:pgSz w:w="11906" w:h="16838"/>
-      <w:pgMar w:top="1134" w:right="850" w:bottom="1134" w:left="1701" w:header="708" w:footer="708" w:gutter="0"/>
+      <w:pgMar w:top="850" w:right="850" w:bottom="850" w:left="850" w:header="708" w:footer="708" w:gutter="0"/>
       <w:cols w:space="708"/>
       <w:docGrid w:linePitch="360"/>
     </w:sectPr>
@@ -955,6 +947,14 @@
   <w:style w:type="paragraph" w:default="1" w:styleId="a">
     <w:name w:val="Normal"/>
     <w:qFormat/>
+    <w:pPr>
+      <w:spacing w:after="0" w:line="240" w:lineRule="auto"/>
+      <w:jc w:val="both"/>
+    </w:pPr>
+    <w:rPr>
+      <w:rFonts w:ascii="Times New Roman" w:hAnsi="Times New Roman" w:cs="Times New Roman"/>
+      <w:sz w:val="24"/>
+    </w:rPr>
   </w:style>
   <w:style w:type="character" w:default="1" w:styleId="a0">
     <w:name w:val="Default Paragraph Font"/>
